--- a/testakten/gesellschaftsgruender-ki-krypto-startup-berlin-musterprotokoll/11_transparenzregister_wirtschaftlich_berechtigte.docx
+++ b/testakten/gesellschaftsgruender-ki-krypto-startup-berlin-musterprotokoll/11_transparenzregister_wirtschaftlich_berechtigte.docx
@@ -894,14 +894,6 @@
         <w:jc w:val="left"/>
       </w:pPr>
       <w:r>
-        <w:t>```</w:t>
-      </w:r>
-    </w:p>
-    <w:p>
-      <w:pPr>
-        <w:jc w:val="left"/>
-      </w:pPr>
-      <w:r>
         <w:t>Wirtschaftlich Berechtigte/r 1</w:t>
       </w:r>
     </w:p>
@@ -1023,14 +1015,6 @@
       </w:pPr>
       <w:r>
         <w:t>...</w:t>
-      </w:r>
-    </w:p>
-    <w:p>
-      <w:pPr>
-        <w:jc w:val="left"/>
-      </w:pPr>
-      <w:r>
-        <w:t>```</w:t>
       </w:r>
     </w:p>
     <w:p>

--- a/testakten/gesellschaftsgruender-ki-krypto-startup-berlin-musterprotokoll/11_transparenzregister_wirtschaftlich_berechtigte.docx
+++ b/testakten/gesellschaftsgruender-ki-krypto-startup-berlin-musterprotokoll/11_transparenzregister_wirtschaftlich_berechtigte.docx
@@ -5,10 +5,13 @@
     <w:p>
       <w:pPr>
         <w:pStyle w:val="Heading1"/>
+        <w:spacing w:after="160" w:line="259" w:lineRule="auto"/>
       </w:pPr>
       <w:r>
         <w:rPr>
           <w:rFonts w:ascii="Times New Roman" w:hAnsi="Times New Roman"/>
+          <w:b/>
+          <w:sz w:val="28"/>
         </w:rPr>
         <w:t>Transparenzregister — wirtschaftlich Berechtigte der NeuroChain Labs GmbH</w:t>
       </w:r>
@@ -16,16 +19,20 @@
     <w:p>
       <w:pPr>
         <w:pStyle w:val="Heading2"/>
+        <w:spacing w:before="120" w:after="60" w:line="259" w:lineRule="auto"/>
       </w:pPr>
       <w:r>
         <w:rPr>
           <w:rFonts w:ascii="Times New Roman" w:hAnsi="Times New Roman"/>
+          <w:b/>
+          <w:sz w:val="22"/>
         </w:rPr>
         <w:t>1. Rechtsgrundlage</w:t>
       </w:r>
     </w:p>
     <w:p>
       <w:pPr>
+        <w:spacing w:line="259" w:lineRule="auto" w:after="60"/>
         <w:jc w:val="left"/>
       </w:pPr>
       <w:r>
@@ -44,16 +51,20 @@
     <w:p>
       <w:pPr>
         <w:pStyle w:val="Heading2"/>
+        <w:spacing w:before="120" w:after="60" w:line="259" w:lineRule="auto"/>
       </w:pPr>
       <w:r>
         <w:rPr>
           <w:rFonts w:ascii="Times New Roman" w:hAnsi="Times New Roman"/>
+          <w:b/>
+          <w:sz w:val="22"/>
         </w:rPr>
         <w:t>2. Wer ist wirtschaftlich Berechtigter?</w:t>
       </w:r>
     </w:p>
     <w:p>
       <w:pPr>
+        <w:spacing w:line="259" w:lineRule="auto" w:after="60"/>
         <w:jc w:val="left"/>
       </w:pPr>
       <w:r>
@@ -63,29 +74,48 @@
     <w:p>
       <w:pPr>
         <w:pStyle w:val="ListBullet"/>
+        <w:spacing w:before="120" w:after="60" w:line="259" w:lineRule="auto"/>
       </w:pPr>
       <w:r>
+        <w:rPr>
+          <w:rFonts w:ascii="Times New Roman" w:hAnsi="Times New Roman"/>
+          <w:b/>
+          <w:sz w:val="22"/>
+        </w:rPr>
         <w:t>mehr als 25 Prozent der Kapitalanteile hält</w:t>
       </w:r>
     </w:p>
     <w:p>
       <w:pPr>
         <w:pStyle w:val="ListBullet"/>
+        <w:spacing w:before="120" w:after="60" w:line="259" w:lineRule="auto"/>
       </w:pPr>
       <w:r>
+        <w:rPr>
+          <w:rFonts w:ascii="Times New Roman" w:hAnsi="Times New Roman"/>
+          <w:b/>
+          <w:sz w:val="22"/>
+        </w:rPr>
         <w:t>mehr als 25 Prozent der Stimmrechte kontrolliert</w:t>
       </w:r>
     </w:p>
     <w:p>
       <w:pPr>
         <w:pStyle w:val="ListBullet"/>
+        <w:spacing w:before="120" w:after="60" w:line="259" w:lineRule="auto"/>
       </w:pPr>
       <w:r>
+        <w:rPr>
+          <w:rFonts w:ascii="Times New Roman" w:hAnsi="Times New Roman"/>
+          <w:b/>
+          <w:sz w:val="22"/>
+        </w:rPr>
         <w:t>auf vergleichbare Weise Kontrolle ausübt (z.B. über Stimmbindungsverträge)</w:t>
       </w:r>
     </w:p>
     <w:p>
       <w:pPr>
+        <w:spacing w:line="259" w:lineRule="auto" w:after="60"/>
         <w:jc w:val="left"/>
       </w:pPr>
       <w:r>
@@ -104,6 +134,7 @@
     <w:p>
       <w:pPr>
         <w:pStyle w:val="Heading2"/>
+        <w:spacing w:line="259" w:lineRule="auto" w:after="60"/>
       </w:pPr>
       <w:r>
         <w:rPr>
@@ -115,6 +146,7 @@
     <w:p>
       <w:pPr>
         <w:pStyle w:val="Heading3"/>
+        <w:spacing w:line="259" w:lineRule="auto" w:after="60"/>
       </w:pPr>
       <w:r>
         <w:rPr>
@@ -316,6 +348,7 @@
     </w:tbl>
     <w:p>
       <w:pPr>
+        <w:spacing w:line="259" w:lineRule="auto" w:after="60"/>
         <w:jc w:val="left"/>
       </w:pPr>
       <w:r>
@@ -325,6 +358,7 @@
     <w:p>
       <w:pPr>
         <w:pStyle w:val="Heading3"/>
+        <w:spacing w:line="259" w:lineRule="auto" w:after="60"/>
       </w:pPr>
       <w:r>
         <w:rPr>
@@ -570,6 +604,7 @@
     </w:tbl>
     <w:p>
       <w:pPr>
+        <w:spacing w:line="259" w:lineRule="auto" w:after="60"/>
         <w:jc w:val="left"/>
       </w:pPr>
       <w:r>
@@ -588,6 +623,7 @@
     <w:p>
       <w:pPr>
         <w:pStyle w:val="Heading2"/>
+        <w:spacing w:line="259" w:lineRule="auto" w:after="60"/>
       </w:pPr>
       <w:r>
         <w:rPr>
@@ -598,6 +634,7 @@
     </w:p>
     <w:p>
       <w:pPr>
+        <w:spacing w:line="259" w:lineRule="auto" w:after="60"/>
         <w:jc w:val="left"/>
       </w:pPr>
       <w:r>
@@ -615,6 +652,7 @@
     </w:p>
     <w:p>
       <w:pPr>
+        <w:spacing w:line="259" w:lineRule="auto" w:after="60"/>
         <w:jc w:val="left"/>
       </w:pPr>
       <w:r>
@@ -632,6 +670,7 @@
     </w:p>
     <w:p>
       <w:pPr>
+        <w:spacing w:line="259" w:lineRule="auto" w:after="60"/>
         <w:jc w:val="left"/>
       </w:pPr>
       <w:r>
@@ -641,6 +680,7 @@
     <w:p>
       <w:pPr>
         <w:pStyle w:val="Heading2"/>
+        <w:spacing w:line="259" w:lineRule="auto" w:after="60"/>
       </w:pPr>
       <w:r>
         <w:rPr>
@@ -651,6 +691,7 @@
     </w:p>
     <w:p>
       <w:pPr>
+        <w:spacing w:line="259" w:lineRule="auto" w:after="60"/>
         <w:jc w:val="left"/>
       </w:pPr>
       <w:r>
@@ -660,6 +701,7 @@
     <w:p>
       <w:pPr>
         <w:pStyle w:val="ListBullet"/>
+        <w:spacing w:line="259" w:lineRule="auto" w:after="60"/>
       </w:pPr>
       <w:r>
         <w:t>Vor- und Nachname</w:t>
@@ -668,6 +710,7 @@
     <w:p>
       <w:pPr>
         <w:pStyle w:val="ListBullet"/>
+        <w:spacing w:line="259" w:lineRule="auto" w:after="60"/>
       </w:pPr>
       <w:r>
         <w:t>Geburtsdatum</w:t>
@@ -676,6 +719,7 @@
     <w:p>
       <w:pPr>
         <w:pStyle w:val="ListBullet"/>
+        <w:spacing w:line="259" w:lineRule="auto" w:after="60"/>
       </w:pPr>
       <w:r>
         <w:t>Wohnort</w:t>
@@ -684,6 +728,7 @@
     <w:p>
       <w:pPr>
         <w:pStyle w:val="ListBullet"/>
+        <w:spacing w:line="259" w:lineRule="auto" w:after="60"/>
       </w:pPr>
       <w:r>
         <w:t>Art und Umfang des wirtschaftlichen Interesses</w:t>
@@ -692,6 +737,7 @@
     <w:p>
       <w:pPr>
         <w:pStyle w:val="ListBullet"/>
+        <w:spacing w:line="259" w:lineRule="auto" w:after="60"/>
       </w:pPr>
       <w:r>
         <w:t>Staatsangehörigkeit</w:t>
@@ -699,6 +745,7 @@
     </w:p>
     <w:p>
       <w:pPr>
+        <w:spacing w:line="259" w:lineRule="auto" w:after="60"/>
         <w:jc w:val="left"/>
       </w:pPr>
       <w:r>
@@ -708,6 +755,7 @@
     <w:p>
       <w:pPr>
         <w:pStyle w:val="Heading2"/>
+        <w:spacing w:line="259" w:lineRule="auto" w:after="60"/>
       </w:pPr>
       <w:r>
         <w:rPr>
@@ -718,6 +766,7 @@
     </w:p>
     <w:p>
       <w:pPr>
+        <w:spacing w:line="259" w:lineRule="auto" w:after="60"/>
         <w:jc w:val="left"/>
       </w:pPr>
       <w:r>
@@ -727,6 +776,7 @@
     <w:p>
       <w:pPr>
         <w:pStyle w:val="Heading2"/>
+        <w:spacing w:line="259" w:lineRule="auto" w:after="60"/>
       </w:pPr>
       <w:r>
         <w:rPr>
@@ -737,6 +787,7 @@
     </w:p>
     <w:p>
       <w:pPr>
+        <w:spacing w:line="259" w:lineRule="auto" w:after="60"/>
         <w:jc w:val="left"/>
       </w:pPr>
       <w:r>
@@ -746,6 +797,7 @@
     <w:p>
       <w:pPr>
         <w:pStyle w:val="ListBullet"/>
+        <w:spacing w:line="259" w:lineRule="auto" w:after="60"/>
       </w:pPr>
       <w:r>
         <w:t>bis 100.000 EUR bei einfachen Verstößen</w:t>
@@ -754,6 +806,7 @@
     <w:p>
       <w:pPr>
         <w:pStyle w:val="ListBullet"/>
+        <w:spacing w:line="259" w:lineRule="auto" w:after="60"/>
       </w:pPr>
       <w:r>
         <w:t>bis 150.000 EUR bei schweren Verstößen</w:t>
@@ -762,6 +815,7 @@
     <w:p>
       <w:pPr>
         <w:pStyle w:val="ListBullet"/>
+        <w:spacing w:line="259" w:lineRule="auto" w:after="60"/>
       </w:pPr>
       <w:r>
         <w:t>bis 1.000.000 EUR oder das Doppelte des wirtschaftlichen Vorteils bei schwerwiegenden, wiederholten oder systematischen Verstößen</w:t>
@@ -769,6 +823,7 @@
     </w:p>
     <w:p>
       <w:pPr>
+        <w:spacing w:line="259" w:lineRule="auto" w:after="60"/>
         <w:jc w:val="left"/>
       </w:pPr>
       <w:r>
@@ -778,6 +833,7 @@
     <w:p>
       <w:pPr>
         <w:pStyle w:val="Heading2"/>
+        <w:spacing w:line="259" w:lineRule="auto" w:after="60"/>
       </w:pPr>
       <w:r>
         <w:rPr>
@@ -788,6 +844,7 @@
     </w:p>
     <w:p>
       <w:pPr>
+        <w:spacing w:line="259" w:lineRule="auto" w:after="60"/>
         <w:jc w:val="left"/>
       </w:pPr>
       <w:r>
@@ -806,6 +863,7 @@
     <w:p>
       <w:pPr>
         <w:pStyle w:val="ListBullet"/>
+        <w:spacing w:line="259" w:lineRule="auto" w:after="60"/>
       </w:pPr>
       <w:r>
         <w:t>Behörden und Verpflichtete im Sinne des GwG</w:t>
@@ -814,6 +872,7 @@
     <w:p>
       <w:pPr>
         <w:pStyle w:val="ListBullet"/>
+        <w:spacing w:line="259" w:lineRule="auto" w:after="60"/>
       </w:pPr>
       <w:r>
         <w:t>Personen mit berechtigtem Interesse (Prüfung im Einzelfall)</w:t>
@@ -821,6 +880,7 @@
     </w:p>
     <w:p>
       <w:pPr>
+        <w:spacing w:line="259" w:lineRule="auto" w:after="60"/>
         <w:jc w:val="left"/>
       </w:pPr>
       <w:r>
@@ -830,6 +890,7 @@
     <w:p>
       <w:pPr>
         <w:pStyle w:val="Heading2"/>
+        <w:spacing w:line="259" w:lineRule="auto" w:after="60"/>
       </w:pPr>
       <w:r>
         <w:rPr>
@@ -840,6 +901,7 @@
     </w:p>
     <w:p>
       <w:pPr>
+        <w:spacing w:line="259" w:lineRule="auto" w:after="60"/>
         <w:jc w:val="left"/>
       </w:pPr>
       <w:r>
@@ -849,6 +911,7 @@
     <w:p>
       <w:pPr>
         <w:pStyle w:val="ListBullet"/>
+        <w:spacing w:line="259" w:lineRule="auto" w:after="60"/>
       </w:pPr>
       <w:r>
         <w:t>Anteilsänderungen</w:t>
@@ -857,6 +920,7 @@
     <w:p>
       <w:pPr>
         <w:pStyle w:val="ListBullet"/>
+        <w:spacing w:line="259" w:lineRule="auto" w:after="60"/>
       </w:pPr>
       <w:r>
         <w:t>Wechsel der Geschäftsführung (für wirtschaftlich Berechtigte nach Auffangregel)</w:t>
@@ -865,6 +929,7 @@
     <w:p>
       <w:pPr>
         <w:pStyle w:val="ListBullet"/>
+        <w:spacing w:line="259" w:lineRule="auto" w:after="60"/>
       </w:pPr>
       <w:r>
         <w:t>Namens- oder Wohnortwechsel</w:t>
@@ -873,6 +938,7 @@
     <w:p>
       <w:pPr>
         <w:pStyle w:val="ListBullet"/>
+        <w:spacing w:line="259" w:lineRule="auto" w:after="60"/>
       </w:pPr>
       <w:r>
         <w:t>Kapitalerhöhungen, die die Beteiligungsverhältnisse verändern</w:t>
@@ -881,6 +947,7 @@
     <w:p>
       <w:pPr>
         <w:pStyle w:val="Heading2"/>
+        <w:spacing w:line="259" w:lineRule="auto" w:after="60"/>
       </w:pPr>
       <w:r>
         <w:rPr>
@@ -891,6 +958,7 @@
     </w:p>
     <w:p>
       <w:pPr>
+        <w:spacing w:line="259" w:lineRule="auto" w:after="60"/>
         <w:jc w:val="left"/>
       </w:pPr>
       <w:r>
@@ -899,6 +967,7 @@
     </w:p>
     <w:p>
       <w:pPr>
+        <w:spacing w:line="259" w:lineRule="auto" w:after="60"/>
         <w:jc w:val="left"/>
       </w:pPr>
       <w:r>
@@ -907,6 +976,7 @@
     </w:p>
     <w:p>
       <w:pPr>
+        <w:spacing w:line="259" w:lineRule="auto" w:after="60"/>
         <w:jc w:val="left"/>
       </w:pPr>
       <w:r>
@@ -915,6 +985,7 @@
     </w:p>
     <w:p>
       <w:pPr>
+        <w:spacing w:line="259" w:lineRule="auto" w:after="60"/>
         <w:jc w:val="left"/>
       </w:pPr>
       <w:r>
@@ -923,6 +994,7 @@
     </w:p>
     <w:p>
       <w:pPr>
+        <w:spacing w:line="259" w:lineRule="auto" w:after="60"/>
         <w:jc w:val="left"/>
       </w:pPr>
       <w:r>
@@ -931,6 +1003,7 @@
     </w:p>
     <w:p>
       <w:pPr>
+        <w:spacing w:line="259" w:lineRule="auto" w:after="60"/>
         <w:jc w:val="left"/>
       </w:pPr>
       <w:r>
@@ -939,6 +1012,7 @@
     </w:p>
     <w:p>
       <w:pPr>
+        <w:spacing w:line="259" w:lineRule="auto" w:after="60"/>
         <w:jc w:val="left"/>
       </w:pPr>
       <w:r>
@@ -947,6 +1021,7 @@
     </w:p>
     <w:p>
       <w:pPr>
+        <w:spacing w:line="259" w:lineRule="auto" w:after="60"/>
         <w:jc w:val="left"/>
       </w:pPr>
       <w:r>
@@ -955,6 +1030,7 @@
     </w:p>
     <w:p>
       <w:pPr>
+        <w:spacing w:line="259" w:lineRule="auto" w:after="60"/>
         <w:jc w:val="left"/>
       </w:pPr>
       <w:r>
@@ -963,6 +1039,7 @@
     </w:p>
     <w:p>
       <w:pPr>
+        <w:spacing w:line="259" w:lineRule="auto" w:after="60"/>
         <w:jc w:val="left"/>
       </w:pPr>
       <w:r>
@@ -971,6 +1048,7 @@
     </w:p>
     <w:p>
       <w:pPr>
+        <w:spacing w:line="259" w:lineRule="auto" w:after="60"/>
         <w:jc w:val="left"/>
       </w:pPr>
       <w:r>
@@ -979,6 +1057,7 @@
     </w:p>
     <w:p>
       <w:pPr>
+        <w:spacing w:line="259" w:lineRule="auto" w:after="60"/>
         <w:jc w:val="left"/>
       </w:pPr>
       <w:r>
@@ -987,6 +1066,7 @@
     </w:p>
     <w:p>
       <w:pPr>
+        <w:spacing w:line="259" w:lineRule="auto" w:after="60"/>
         <w:jc w:val="left"/>
       </w:pPr>
       <w:r>
@@ -995,6 +1075,7 @@
     </w:p>
     <w:p>
       <w:pPr>
+        <w:spacing w:line="259" w:lineRule="auto" w:after="60"/>
         <w:jc w:val="left"/>
       </w:pPr>
       <w:r>
@@ -1003,6 +1084,7 @@
     </w:p>
     <w:p>
       <w:pPr>
+        <w:spacing w:line="259" w:lineRule="auto" w:after="60"/>
         <w:jc w:val="left"/>
       </w:pPr>
       <w:r>
@@ -1011,6 +1093,7 @@
     </w:p>
     <w:p>
       <w:pPr>
+        <w:spacing w:line="259" w:lineRule="auto" w:after="60"/>
         <w:jc w:val="left"/>
       </w:pPr>
       <w:r>
@@ -1019,6 +1102,7 @@
     </w:p>
     <w:p>
       <w:pPr>
+        <w:spacing w:line="259" w:lineRule="auto" w:after="60"/>
         <w:jc w:val="left"/>
       </w:pPr>
       <w:r>
@@ -1026,13 +1110,58 @@
       </w:r>
     </w:p>
     <w:sectPr>
+      <w:headerReference w:type="default" r:id="rId9"/>
+      <w:footerReference w:type="default" r:id="rId10"/>
       <w:pgSz w:w="11906" w:h="16838"/>
-      <w:pgMar w:top="1417" w:right="1417" w:bottom="1417" w:left="1417" w:header="720" w:footer="720" w:gutter="0"/>
+      <w:pgMar w:top="1191" w:right="1247" w:bottom="1134" w:left="1361" w:header="720" w:footer="720" w:gutter="0"/>
       <w:cols w:space="720"/>
       <w:docGrid w:linePitch="360"/>
     </w:sectPr>
   </w:body>
 </w:document>
+</file>
+
+<file path=word/footer1.xml><?xml version="1.0" encoding="utf-8"?>
+<w:ftr xmlns:m="http://schemas.openxmlformats.org/officeDocument/2006/math" xmlns:mc="http://schemas.openxmlformats.org/markup-compatibility/2006" xmlns:mo="http://schemas.microsoft.com/office/mac/office/2008/main" xmlns:mv="urn:schemas-microsoft-com:mac:vml" xmlns:o="urn:schemas-microsoft-com:office:office" xmlns:r="http://schemas.openxmlformats.org/officeDocument/2006/relationships" xmlns:v="urn:schemas-microsoft-com:vml" xmlns:w10="urn:schemas-microsoft-com:office:word" xmlns:w14="http://schemas.microsoft.com/office/word/2010/wordml" xmlns:w="http://schemas.openxmlformats.org/wordprocessingml/2006/main" xmlns:wne="http://schemas.microsoft.com/office/word/2006/wordml" xmlns:wp14="http://schemas.microsoft.com/office/word/2010/wordprocessingDrawing" xmlns:wp="http://schemas.openxmlformats.org/drawingml/2006/wordprocessingDrawing" xmlns:wpc="http://schemas.microsoft.com/office/word/2010/wordprocessingCanvas" xmlns:wpg="http://schemas.microsoft.com/office/word/2010/wordprocessingGroup" xmlns:wpi="http://schemas.microsoft.com/office/word/2010/wordprocessingInk" xmlns:wps="http://schemas.microsoft.com/office/word/2010/wordprocessingShape" mc:Ignorable="w14 wp14">
+  <w:p>
+    <w:pPr>
+      <w:pStyle w:val="Footer"/>
+      <w:jc w:val="left"/>
+    </w:pPr>
+    <w:r/>
+    <w:r>
+      <w:rPr>
+        <w:rFonts w:ascii="Times New Roman" w:hAnsi="Times New Roman"/>
+        <w:b w:val="0"/>
+        <w:color w:val="777777"/>
+        <w:sz w:val="17"/>
+      </w:rPr>
+      <w:t>Vertraulich | Bearbeitungsstand Juli 2026 | nur zur Aktenbearbeitung</w:t>
+    </w:r>
+  </w:p>
+</w:ftr>
+</file>
+
+<file path=word/header1.xml><?xml version="1.0" encoding="utf-8"?>
+<w:hdr xmlns:m="http://schemas.openxmlformats.org/officeDocument/2006/math" xmlns:mc="http://schemas.openxmlformats.org/markup-compatibility/2006" xmlns:mo="http://schemas.microsoft.com/office/mac/office/2008/main" xmlns:mv="urn:schemas-microsoft-com:mac:vml" xmlns:o="urn:schemas-microsoft-com:office:office" xmlns:r="http://schemas.openxmlformats.org/officeDocument/2006/relationships" xmlns:v="urn:schemas-microsoft-com:vml" xmlns:w10="urn:schemas-microsoft-com:office:word" xmlns:w14="http://schemas.microsoft.com/office/word/2010/wordml" xmlns:w="http://schemas.openxmlformats.org/wordprocessingml/2006/main" xmlns:wne="http://schemas.microsoft.com/office/word/2006/wordml" xmlns:wp14="http://schemas.microsoft.com/office/word/2010/wordprocessingDrawing" xmlns:wp="http://schemas.openxmlformats.org/drawingml/2006/wordprocessingDrawing" xmlns:wpc="http://schemas.microsoft.com/office/word/2010/wordprocessingCanvas" xmlns:wpg="http://schemas.microsoft.com/office/word/2010/wordprocessingGroup" xmlns:wpi="http://schemas.microsoft.com/office/word/2010/wordprocessingInk" xmlns:wps="http://schemas.microsoft.com/office/word/2010/wordprocessingShape" mc:Ignorable="w14 wp14">
+  <w:p>
+    <w:pPr>
+      <w:pStyle w:val="Header"/>
+      <w:jc w:val="left"/>
+    </w:pPr>
+    <w:r/>
+    <w:r>
+      <w:rPr>
+        <w:rFonts w:ascii="Times New Roman" w:hAnsi="Times New Roman"/>
+        <w:b w:val="0"/>
+        <w:i w:val="0"/>
+        <w:color w:val="666666"/>
+        <w:sz w:val="17"/>
+      </w:rPr>
+      <w:t>Hagemann &amp; Westarp Rechtsanwälte | Gesellschaftsrechtliche Arbeitsakte | Bearbeitungsstand Juli 2026</w:t>
+    </w:r>
+  </w:p>
+</w:hdr>
 </file>
 
 <file path=word/numbering.xml><?xml version="1.0" encoding="utf-8"?>
@@ -1749,11 +1878,12 @@
       <w:contextualSpacing/>
     </w:pPr>
     <w:rPr>
-      <w:rFonts w:asciiTheme="majorHAnsi" w:eastAsiaTheme="majorEastAsia" w:hAnsiTheme="majorHAnsi" w:cstheme="majorBidi"/>
+      <w:rFonts w:asciiTheme="majorHAnsi" w:eastAsiaTheme="majorEastAsia" w:hAnsiTheme="majorHAnsi" w:cstheme="majorBidi" w:ascii="Times New Roman" w:hAnsi="Times New Roman"/>
+      <w:b/>
       <w:color w:val="17365D" w:themeColor="text2" w:themeShade="BF"/>
       <w:spacing w:val="5"/>
       <w:kern w:val="28"/>
-      <w:sz w:val="52"/>
+      <w:sz w:val="30"/>
       <w:szCs w:val="52"/>
     </w:rPr>
   </w:style>
